--- a/example_articles/states/Mississippi/1.states_Mississippi_New_York_Times.docx
+++ b/example_articles/states/Mississippi/1.states_Mississippi_New_York_Times.docx
@@ -27,17 +27,17 @@
     </w:p>
     <w:p>
       <w:r>
-        <w:t>Source File: NYT/41.DOCX</w:t>
+        <w:t>Source file: NYT/41.DOCX</w:t>
       </w:r>
     </w:p>
     <w:p>
       <w:r>
-        <w:t>Raw locations result: ['Mississippi']</w:t>
+        <w:t>Raw locations result, 'locations': ['Mississippi']</w:t>
       </w:r>
     </w:p>
     <w:p>
       <w:r>
-        <w:t>states_stand_flat (Standardized): Mississippi</w:t>
+        <w:t>Standardized locations result, 'states_stand_flat': Mississippi</w:t>
       </w:r>
     </w:p>
     <w:p>

--- a/example_articles/states/Mississippi/1.states_Mississippi_New_York_Times.docx
+++ b/example_articles/states/Mississippi/1.states_Mississippi_New_York_Times.docx
@@ -7,7 +7,7 @@
         <w:pStyle w:val="Heading1"/>
       </w:pPr>
       <w:r>
-        <w:t>Freedom Rider</w:t>
+        <w:t>Deep South and Down Home, But It's a Ghetto All the Same</w:t>
       </w:r>
     </w:p>
     <w:p>
@@ -17,17 +17,17 @@
     </w:p>
     <w:p>
       <w:r>
-        <w:t>Date: 1995-06-18</w:t>
+        <w:t>Date: 1993-08-21</w:t>
       </w:r>
     </w:p>
     <w:p>
       <w:r>
-        <w:t>Section: Section 7; ; Section 7;  Page 12;  Column 1;  Book Review Desk ; Column 1; ; Review</w:t>
+        <w:t>Section: Section 1;; Section 1; Page 1; Column 2; National Desk; Column 2;</w:t>
       </w:r>
     </w:p>
     <w:p>
       <w:r>
-        <w:t>Source file: NYT/41.DOCX</w:t>
+        <w:t>Source file: NYT/53.DOCX</w:t>
       </w:r>
     </w:p>
     <w:p>
@@ -49,29 +49,103 @@
     </w:p>
     <w:p>
       <w:r>
-        <w:t>THE PRICE OF A CHILD</w:t>
+        <w:t>This forlorn little town of rickety shotgun shacks and 1,467 people, surrounded by the table-top-flat cotton fields of northwest Mississippi, has the spent air of a place that history has passed by.</w:t>
         <w:br/>
-        <w:t>By Lorene Cary.</w:t>
+        <w:t>But throughout this forgotten corner of America and in the other poorest parts of the South, hamlets like Jonestown are writing a bitter epilogue to integration. Small towns that were once economically stable and racially mixed are becoming pockets of poverty and overwhelmingly black -- 75 to 100 percent so.</w:t>
         <w:br/>
-        <w:t>318 pp. New York:</w:t>
+        <w:t xml:space="preserve"> </w:t>
         <w:br/>
-        <w:t>Alfred A. Knopf.</w:t>
+        <w:t>100 With Jobs</w:t>
         <w:br/>
-        <w:t>$23.</w:t>
+        <w:t xml:space="preserve"> The pattern is so striking that some experts say a new kind of ghetto is evolving: rural instead of urban, but sharing many conditions of the inner city: white flight, black poverty, a disappearing job base, reliance on government welfare payments, rising crime and social isolation.</w:t>
         <w:br/>
-        <w:t>LORENE CARY'S 1991 memoir, "Black Ice," portrayed her experiences as a black working-class teen-ager sent on scholarship to an upper-crust New England prep school only just gone coed. That first book -- bruisingly honest about class, race and sex in America -- conveyed all the pain and precocious self-knowledge of a young woman who felt herself simultaneously an emissary from and a traitor to her people, driven to leadership when what she mostly wanted to do was read books and worry about boys and hairstyles.</w:t>
+        <w:t>The phenomenon is taking some of the luster off one of the great success stories of the South, its rising tide of black elected officials. Almost 20 percent of black elected officials nationwide come from Mississippi and Alabama alone. But many of them have come to political power only to inherit the dust of economic abandonment.</w:t>
         <w:br/>
-        <w:t>In "The Price of a Child," Ms. Cary's first novel, she transposes to pre-Civil War Philadelphia this same theme of a burdensome calling to fight for those one has left behind. The book's heroine, Ginnie Pryor, is a Virginia plantation slave who has borne two of her three children to her master. As tall as a man and rawly outspoken, Ginnie has been dreaming of freedom all her life. Her father was sold away from his family after an abortive escape attempt; she herself, as an 18-year-old, pregnant with her first child, was caught in a break for freedom, and since then she's been angling for another chance.</w:t>
+        <w:t>"You're in charge, but how much can you do?" said Bobbie Walker, who recently lost her bid for re-election after four years as mayor here. "We have 1,476 people, but we may have 100 who actually work. Almost all the stores have closed. The town is basically broke. People expect miracles because there are black people in office, but this town is so strapped, and the tax base is so small, you can barely stay afloat."</w:t>
         <w:br/>
-        <w:t>Ginnie's opportunity comes in a Philadelphia hotel room, midway on a journey to New York. Her owner, the newly appointed United States Ambassador to Nicaragua, has insisted on bringing his "piece o' brownskin" abroad with him -- a risky move in 1855, since the journey requires traveling through states known to harbor runaway slaves. But the price Ginnie must pay for her chance at freedom is a high one: the youngest of her children, Benjamin, has remained on the plantation with the master's wife. When the book opens, Ginnie, like a trapped wolf gnawing off its own paw, has decided to forfeit Benjamin -- "her best baby, easy and fat" -- and trust to the mercies of the free state of Pennsylvania. She sneaks a message to the men of the Vigilance Committee, who rescue her and her two older children right from under the master's nose, as they board a ferry headed for the train to New York.</w:t>
+        <w:t>What is happening in towns like this is happening in small towns across America. But here, in the upper reaches of the Mississippi River Delta, it is has a peculiarly Southern twist, one that largely reflects the South's historic concentrations of poor blacks, most of them dependent on an agricultural economy that no longer needs as many workers because of decades of increasing mechanization.</w:t>
         <w:br/>
-        <w:t>But freedom in 1855 is not so inalienable a right. Now Ginnie, who renames herself Mercer Gray, is a fugitive sought by her master, dogged by visions of slave catchers and by news of Federal judges and United States marshals who have returned runaway slaves to their owners. She and her children are given refuge by the Quicks, a clan of prosperous black Philadelphia landlords whose intergenerational feuds and entanglements constitute a richly drawn novel within the novel. But as desperately as Mercer longs for the "life with curtains around it" that the Quick family offers, she feels bound instead to bear witness on the abolitionists' lecture circuit, warning Northerners of their own collusion in the "soul sickness" that is slavery.</w:t>
+        <w:t>But equally striking is how many of the issues raised in isolated towns like Jonestown reflect the national debate over the urban ghettos, particularly the role of racism in creating and sustaining them, and the future of welfare and other programs for the poor.</w:t>
         <w:br/>
-        <w:t>Ms. Cary is shrewd in her portraiture of the antislavery movement -- and particularly of the bossy white ladies for whom abolition is merely one cause, along with temperance and sexual abstinence; they want blacks to be free but not too free, and are a little too avid to see the scars left by overseers' whippings, to hear tales of rape and degradation. We also meet their black counterparts, who "built colored reading rooms and staged Shakespearean productions," who buy their cloth at the free-labor cotton shop, who are ridiculed by their businessmen husbands for "costly hobbies such as adopting runaway niggers" and who get a horrified thrill from being railed at by the brimstone radicals of the Back to Africa movement.</w:t>
+        <w:t>Charles S. Aiken, a geographer at the University of Tennessee, described the phenomenon in a 1990 paper on an area south of here. "A new type of black ghetto has emerged in the Yazoo Delta since 1960," he wrote. "To many whites, the ghetto towns have become nonplaces, areas of black population that are to be isolated and ignored, just as the black residential areas of municipalities traditionally were isolated and ignored."</w:t>
         <w:br/>
-        <w:t>Set in contrast to the Northerners' itch of conscience is Mercer's more haunted sense of racial kinship: "Shadowy faces of black people outlined in the trees caught her eye, at dusk or dawn or in the night. . . . They were regular folks, who'd lived and died slaves, free people, runaways. . . . Mercer tried not to look too long into those faces, because they looked back. They frightened her with their demands and their needs. They hinted that they were her blood. . . . They helped give her her voice, and they threatened to take it away. What could she say that would be worthy of their suffering?" In the end, Mercer discovers that only by relinquishing all claims to love and safety can she begin the harsh process of redemption that will win back her baby.</w:t>
+        <w:t xml:space="preserve"> </w:t>
         <w:br/>
-        <w:t>"THE PRICE OF A CHILD" is a book seared by a sense of mission. It is part of the novel's strength that Ms. Cary presents the Underground Railroad as a patriotic drama of born-and-bred Americans fighting for the right to live free. But there is nothing preachy about her narrative style. She is a powerful storyteller, frankly sensual, mortally funny, gifted with an ear for the pounce and ragged inconsequentiality of real speech and an eye for the shifts and subterfuges by which ordinary people get by. With "The Price of a Child," Lorene Cary has produced a generous, sardonic, full-blooded work of fiction.</w:t>
+        <w:t>Years of Inequality</w:t>
+        <w:br/>
+        <w:t xml:space="preserve"> The Mississippi Delta has always been based on inequality. The fortunes of the region's planters and white working class were supported for most of its history by the labor of black slaves, then of black sharecroppers. Until integration, whites controlled all the towns, except for Mound Bayou and Winstonville, which were all black.</w:t>
+        <w:br/>
+        <w:t>In Jonestown, blacks outnumbered whites even before integration. The 1950 census showed that of the town's 741 people, two-thirds were black. But, particularly after the schools integrated in the 1960's, young whites began to leave, either for big cities like Memphis or Jackson or the larger towns like Clarksdale or Cleveland. No whites moved in to replace them, and the white population began to dwindle.</w:t>
+        <w:br/>
+        <w:t>Meanwhile, the black population has steadily increased, though economic opportunity has not. Today there is only a handful of residents in what is left of the white section of town; the population is 95 percent black, primarily the elderly and young women with children. No one can imagine the balance swinging back.</w:t>
+        <w:br/>
+        <w:t>The figures vary from town to town, but the trend is similar throughout most of the rural Delta. There is Glendora, 51 percent black in 1950, 90 percent black now; Friars Point, 66 percent black in 1950, 90 percent now; Shelby, 62 percent black in 1950, 87 percent black now. In 1950, the small town of Sledge had the smallest percentage of blacks in the Delta, 19 percent. Now blacks make up 56 percent of the town.</w:t>
+        <w:br/>
+        <w:t xml:space="preserve"> </w:t>
+        <w:br/>
+        <w:t>The Old South Rising?</w:t>
+        <w:br/>
+        <w:t xml:space="preserve"> To many blacks, the rural ghetto is the racism of the Old South in a new form, now employing economic deprivation instead of Jim Crow laws.</w:t>
+        <w:br/>
+        <w:t>"There's racism all over the United States, but it's not as systematically oriented and as ideologically grounded in religion and Southern tradition as it is here in Mississippi," said Bruce Williams, a sociologist at the University of Mississippi who has studied the small Delta towns. "The rural elite is interested in maintaining the status quo, and that's it."</w:t>
+        <w:br/>
+        <w:t>In fact, except for the general decay, the economic hierarchy in Jonestown is not much different from what it was during segregation. The only major business in town is the Delta Oil Mill, a farmers cooperative that produces $22 million in cottonseed oil a year. All the clerical and supervisory jobs are held by whites, and many of the laboring jobs are held by blacks. There are still blacks working in the cotton fields but none at the small Jonestown branch of the Sunburst Bank.</w:t>
+        <w:br/>
+        <w:t>What has changed most is the degree to which Jonestown exists almost solely because of social welfare programs.</w:t>
+        <w:br/>
+        <w:t>"If you're not old enough for Social Security, or sick enough for S.S.I., or don't have children for A.F.D.C., you're left out in the rain," said Mrs. Walker, referring to Federal relief programs. "There's nothing else here."</w:t>
+        <w:br/>
+        <w:t xml:space="preserve"> </w:t>
+        <w:br/>
+        <w:t>Other Forces Involved</w:t>
+        <w:br/>
+        <w:t xml:space="preserve"> But many people here, black and white alike, see something more complicated than just racism at work. Small towns are withering on the vine around the country, and in the battle to attract jobs, few places have less resources to work with than impoverished, poorly educated, rural black towns like this one.</w:t>
+        <w:br/>
+        <w:t>"I think race may enter into it," said State Senator Willie Simmons, who is black and who represents part of the Delta, "but race is probably not as great a factor as it is with the location and the lack of resources. These small communities don't have the resources to compete with larger communities."</w:t>
+        <w:br/>
+        <w:t>And if racism, first in the form of slavery and then of the legalized segregation of Jim Crow, is ingrained in the history here, many say that that alone is no longer what's holding the town back.</w:t>
+        <w:br/>
+        <w:t>Quincy Bryant is the last white store owner in Jonestown and as such, from a battered green recliner, presides over the last reminder of the town's more prosperous past. His business is called Q&amp;B Used Furniture, but it is really an old-time general store where Mr. Bryant spends his days selling Snickers bars and Super Soakers, nails and toothpaste, underwear and wigs, bantering amiably with his customers and doing magic tricks for the children who congregate there.</w:t>
+        <w:br/>
+        <w:t xml:space="preserve"> </w:t>
+        <w:br/>
+        <w:t>White Family Leaves</w:t>
+        <w:br/>
+        <w:t xml:space="preserve"> Mr. Bryant raised his six children in Jonestown, but he now lives in Clarksdale, and all his children live elsewhere. He is committed enough to the town that he has promised to buy pillows and drapes from a fledgling company Mrs. Walker is trying to get off the ground. But he said the crime and social decay in the town would dissuade almost any businessman from locating here. He said youths recently broke into his store and stole $2,800 in merchandise. Now he has installed a new alarm system for $1,000.</w:t>
+        <w:br/>
+        <w:t>"This used to be a nice little town," he said. "Now if something isn't done about the crime, there isn't going to be a town. People have been through, looking at putting in businesses, but if you wanted to put in a 7-Eleven here, you'd have to have a night watchman on duty 24 hours a day. People look the town over and they get scared."</w:t>
+        <w:br/>
+        <w:t>The grim straits of many of the towns evoke all the racial stereotypes of the old South. Many whites are not reluctant to take note of the towns' decline as blacks have taken control.</w:t>
+        <w:br/>
+        <w:t>"This is a town of 200 whites and 2,400 welfare recipients," said David Favi, the owner of David's Diner in nearby Shelby. "They're not interested in working. All they care about is the welfare check."</w:t>
+        <w:br/>
+        <w:t xml:space="preserve"> </w:t>
+        <w:br/>
+        <w:t>Town's Own Problem's</w:t>
+        <w:br/>
+        <w:t xml:space="preserve"> To many, what is happening is one more cruel twist in a long history of black deprivation in one of the poorest parts of America. But if there is something perverse in blotting out history and blaming blacks for the ills of the Delta, many blacks agree that some of the most grievous wounds are now being inflicted from within.</w:t>
+        <w:br/>
+        <w:t>Donal Lee Burnett, owner of the Jonestown Service Station, a combination service station, fishing shop and barbecue joint, is one of the few black businessmen in Jonestown. He takes the existence of racism as a given. But when asked about the problems of Jonestown, he begins with the 14-year-old mothers, the 30-year-old grandmothers and the family decay he sees all around him. He knows Jonestown needs jobs, but he does not think economic opportunity alone is the answer.</w:t>
+        <w:br/>
+        <w:t>"People have to take responsibility for the community they live in," he said. "I don't see that here. If businesses came here and people aren't responsible enough to work, you're not going to get anywhere. You have too many people waiting for the welfare checks. If you were lying in bed, and someone kept bringing you food, so you never had to get up, what would you do? You'd probably just lie there."</w:t>
+        <w:br/>
+        <w:t>There are glimpses of hope throughout the Delta, like the nuns from Minnesota who have opened a health clinic here, or the home-building by Habitat for Humanity here and elsewhere. To wander into the town of Ruleville and see the Ruleville Beautification Committee, including a white descendant of the town's founder and a group of blacks and whites planting periwinkles along the town's main street, is to be reminded of how much real change has occurred and how hard some people are working to keep their towns alive.</w:t>
+        <w:br/>
+        <w:t>But many people assume there are only two prospects for towns like this. The first is that they will wither and die. The second, perhaps even more dire, is that they will become permanent pockets of blight and despair.</w:t>
+        <w:br/>
+        <w:t>"Martin Luther King said he wanted to go to the mountaintop," 64-year-old Bertha Saxton said as she stood among a crowd of young men milling in front of a local grocery in the midday heat. "But it seems every time we get near the mountaintop, someone's always pushing us back down."</w:t>
+        <w:br/>
+        <w:br/>
+        <w:t>Graphic</w:t>
+        <w:br/>
+        <w:br/>
+        <w:t xml:space="preserve"> </w:t>
+        <w:br/>
+        <w:t>Photos: With few jobs and an almost nonexistent tax base, Jonestown, Miss., has become one of many rural ghettos, where poor blacks are trapped in economic isolation. For families like this one, prospects are bleak (pg. 1); In Jonestown, Miss., a town with few jobs, Donal Lee Burnett is one of the more fortunate. He owns a store, but he is not hopeful. "People have to take responsibility for the community they live in," he said. "I don't see that here." Bobbie Walker, who was recently voted out as mayor, said, "We have 1,476 people, but we may have 100 who actually work." (pg. 6) (Photographs by Alan S. Weiner for The New York Times)</w:t>
+        <w:br/>
+        <w:t xml:space="preserve"> </w:t>
+        <w:br/>
+        <w:t>Map/Graph: "Changes in Mississippi's Rural Delta" shows black population of as percentage of total population for each town. (pg. 6)</w:t>
       </w:r>
     </w:p>
     <w:sectPr>

--- a/example_articles/states/Mississippi/1.states_Mississippi_New_York_Times.docx
+++ b/example_articles/states/Mississippi/1.states_Mississippi_New_York_Times.docx
@@ -7,7 +7,7 @@
         <w:pStyle w:val="Heading1"/>
       </w:pPr>
       <w:r>
-        <w:t>Deep South and Down Home, But It's a Ghetto All the Same</w:t>
+        <w:t>How Do We Fix the Scandal That Is American Health Care?</w:t>
       </w:r>
     </w:p>
     <w:p>
@@ -17,17 +17,17 @@
     </w:p>
     <w:p>
       <w:r>
-        <w:t>Date: 1993-08-21</w:t>
+        <w:t>Date: 2023-08-20</w:t>
       </w:r>
     </w:p>
     <w:p>
       <w:r>
-        <w:t>Section: Section 1;; Section 1; Page 1; Column 2; National Desk; Column 2;</w:t>
+        <w:t>Section: Section SR; Column 0; Editorial Desk; Pg. 8</w:t>
       </w:r>
     </w:p>
     <w:p>
       <w:r>
-        <w:t>Source file: NYT/53.DOCX</w:t>
+        <w:t>Source file: NYT/5.DOCX</w:t>
       </w:r>
     </w:p>
     <w:p>
@@ -49,91 +49,120 @@
     </w:p>
     <w:p>
       <w:r>
-        <w:t>This forlorn little town of rickety shotgun shacks and 1,467 people, surrounded by the table-top-flat cotton fields of northwest Mississippi, has the spent air of a place that history has passed by.</w:t>
+        <w:t xml:space="preserve">It's not just that life expectancy in Mississippi (71.9) now appears to be a hair shorter than in Bangladesh (72.4). Nor that an infant is some 70 percent more likely to die in the United States than in other wealthy countries. </w:t>
         <w:br/>
-        <w:t>But throughout this forgotten corner of America and in the other poorest parts of the South, hamlets like Jonestown are writing a bitter epilogue to integration. Small towns that were once economically stable and racially mixed are becoming pockets of poverty and overwhelmingly black -- 75 to 100 percent so.</w:t>
+        <w:t xml:space="preserve">  Nor even that for the first time in probably a century, the likelihood that an American child will live to the age of 20 has dropped.</w:t>
         <w:br/>
-        <w:t xml:space="preserve"> </w:t>
+        <w:t xml:space="preserve">  All that is tragic and infuriating, but to me the most heart-rending symbol of America's failure in health care is the avoidable amputations that result from poorly managed diabetes.</w:t>
         <w:br/>
-        <w:t>100 With Jobs</w:t>
+        <w:t xml:space="preserve">  A medical setting cannot hide the violence of a saw cutting through a leg or muffle the grating noise it makes as it hacks through the tibia or disguise the distinctive charred odor of cauterized blood vessels. That noise of a saw on bone is a rebuke to an American health care system that, as Walter Cronkite reportedly observed, is neither healthy, caring nor a system.</w:t>
         <w:br/>
-        <w:t xml:space="preserve"> The pattern is so striking that some experts say a new kind of ghetto is evolving: rural instead of urban, but sharing many conditions of the inner city: white flight, black poverty, a disappearing job base, reliance on government welfare payments, rising crime and social isolation.</w:t>
+        <w:t xml:space="preserve">  Dr. Raymond Girnys, a surgeon who has amputated countless limbs here in the Mississippi Delta, one of the poorest and least healthy parts of America, told me that he has nightmares of ''being chased by amputated legs and toes.''</w:t>
         <w:br/>
-        <w:t>The phenomenon is taking some of the luster off one of the great success stories of the South, its rising tide of black elected officials. Almost 20 percent of black elected officials nationwide come from Mississippi and Alabama alone. But many of them have come to political power only to inherit the dust of economic abandonment.</w:t>
+        <w:t xml:space="preserve">  ''It starts from the bottom up,'' Dr. Girnys said, explaining how patients arrive with diabetic wounds on the foot that refuse to heal in part because of diminished circulation when blood sugar is not meticulously managed in a person with diabetes. Dr. Girnys initially tries to clean and treat the lesions, but they grow deeper, until he has to remove a toe.</w:t>
         <w:br/>
-        <w:t>"You're in charge, but how much can you do?" said Bobbie Walker, who recently lost her bid for re-election after four years as mayor here. "We have 1,476 people, but we may have 100 who actually work. Almost all the stores have closed. The town is basically broke. People expect miracles because there are black people in office, but this town is so strapped, and the tax base is so small, you can barely stay afloat."</w:t>
+        <w:t xml:space="preserve">  When more wounds develop, he takes off the foot in the hope of saving the rest of the leg. New wounds can force him to amputate the leg below the knee and perhaps, finally, above the knee. After that, Dr. Girnys said, the patient is likely to die within five years.</w:t>
         <w:br/>
-        <w:t>What is happening in towns like this is happening in small towns across America. But here, in the upper reaches of the Mississippi River Delta, it is has a peculiarly Southern twist, one that largely reflects the South's historic concentrations of poor blacks, most of them dependent on an agricultural economy that no longer needs as many workers because of decades of increasing mechanization.</w:t>
+        <w:t xml:space="preserve">  A toe, foot or leg is cut off by a doctor about 150,000 times a year in America, making the United States a world leader of these amputations.</w:t>
         <w:br/>
-        <w:t>But equally striking is how many of the issues raised in isolated towns like Jonestown reflect the national debate over the urban ghettos, particularly the role of racism in creating and sustaining them, and the future of welfare and other programs for the poor.</w:t>
+        <w:t xml:space="preserve">  I'll be blunt: America's dismal health care outcomes are a disgrace. They shame us. Partly because of diabetes and other preventable conditions, Americans suffer unnecessarily and often die young. It is unconscionable that newborns in India, Rwanda and Venezuela have a longer life expectancy than Native American newborns (65) in the United States. And Native American males have a life expectancy of just 61.5 years -- shorter than the overall life expectancy in Haiti.</w:t>
         <w:br/>
-        <w:t>Charles S. Aiken, a geographer at the University of Tennessee, described the phenomenon in a 1990 paper on an area south of here. "A new type of black ghetto has emerged in the Yazoo Delta since 1960," he wrote. "To many whites, the ghetto towns have become nonplaces, areas of black population that are to be isolated and ignored, just as the black residential areas of municipalities traditionally were isolated and ignored."</w:t>
+        <w:t xml:space="preserve">  But there are fixes, and three in particular would make a huge difference: expanding access to medical care; more aggressively addressing behaviors like smoking, overeating and drug abuse; and making larger societywide steps to boost education and reduce child poverty. One reason to believe that we can do better on health care outcomes is that much of the rest of the world already does.</w:t>
         <w:br/>
-        <w:t xml:space="preserve"> </w:t>
+        <w:t xml:space="preserve">  This is the third essay in my series about how we can better help the millions of Americans left behind. We in journalism mostly cover problems: We typically write about planes that crash, not planes that land. But this series aims to offer solutions to challenges our nation faces.</w:t>
         <w:br/>
-        <w:t>Years of Inequality</w:t>
+        <w:t xml:space="preserve">  A Superpower Where Many Citizens Die Young</w:t>
         <w:br/>
-        <w:t xml:space="preserve"> The Mississippi Delta has always been based on inequality. The fortunes of the region's planters and white working class were supported for most of its history by the labor of black slaves, then of black sharecroppers. Until integration, whites controlled all the towns, except for Mound Bayou and Winstonville, which were all black.</w:t>
+        <w:t xml:space="preserve">  A starting point is to avoid the myopia of Russia when it experienced a drop in life expectancy beginning in the 1980s and a rise in ''deaths of despair.'' Leaders took comfort in Russia's status as a military superpower and a standout in the sciences and performing arts; they blamed individuals' lack of personal responsibility for the deaths. They didn't understand that when so many people are sick and struggling, the ailment is deeper than individual weakness.</w:t>
         <w:br/>
-        <w:t>In Jonestown, blacks outnumbered whites even before integration. The 1950 census showed that of the town's 741 people, two-thirds were black. But, particularly after the schools integrated in the 1960's, young whites began to leave, either for big cities like Memphis or Jackson or the larger towns like Clarksdale or Cleveland. No whites moved in to replace them, and the white population began to dwindle.</w:t>
+        <w:t xml:space="preserve">  Americans sometimes blithely boast of the best medical care in the world, and there is some truth to that. I have a friend who is alive today because of the success of immunotherapy to fight stage IV cancer.</w:t>
         <w:br/>
-        <w:t>Meanwhile, the black population has steadily increased, though economic opportunity has not. Today there is only a handful of residents in what is left of the white section of town; the population is 95 percent black, primarily the elderly and young women with children. No one can imagine the balance swinging back.</w:t>
+        <w:t xml:space="preserve">  Our health technology and cutting-edge medicine is superb. Yet whatever the quantity and quality of our bone saws, the tragedy is that they are so often needed.</w:t>
         <w:br/>
-        <w:t>The figures vary from town to town, but the trend is similar throughout most of the rural Delta. There is Glendora, 51 percent black in 1950, 90 percent black now; Friars Point, 66 percent black in 1950, 90 percent now; Shelby, 62 percent black in 1950, 87 percent black now. In 1950, the small town of Sledge had the smallest percentage of blacks in the Delta, 19 percent. Now blacks make up 56 percent of the town.</w:t>
+        <w:t xml:space="preserve">  America's health crisis is most evident among low-education and low-income Americans, notably people of color and particularly men.</w:t>
         <w:br/>
-        <w:t xml:space="preserve"> </w:t>
+        <w:t xml:space="preserve">  ''The poorest men in the U.S. have life expectancies comparable to men in Sudan and Pakistan; the richest men in the U.S. live longer than the average man in any country,'' researchers with the Opportunity Insights team at Harvard concluded. But while the gaps we focus on have to do with mortality, there are also enormous gaps in quality of life.</w:t>
         <w:br/>
-        <w:t>The Old South Rising?</w:t>
+        <w:t xml:space="preserve">  ''It's very rare that I've got somebody in that has just one health problem, or in for a wellness visit,'' said Yvonne Tanner, a nurse practitioner in the Mississippi Delta town of Itta Bena, with a population that is largely poor and Black. ''Everybody that I see is already very, very sick.'' Most have multiple diagnoses, she said, of hypertension, diabetes, arthritis and more.</w:t>
         <w:br/>
-        <w:t xml:space="preserve"> To many blacks, the rural ghetto is the racism of the Old South in a new form, now employing economic deprivation instead of Jim Crow laws.</w:t>
+        <w:t xml:space="preserve">  Tanner choked up and her eyes welled as she told me of a patient she had just seen, a 47-year-old woman with poorly managed diabetes whose legs were severely swollen. The woman didn't know why; Tanner did. It was end-stage kidney failure.</w:t>
         <w:br/>
-        <w:t>"There's racism all over the United States, but it's not as systematically oriented and as ideologically grounded in religion and Southern tradition as it is here in Mississippi," said Bruce Williams, a sociologist at the University of Mississippi who has studied the small Delta towns. "The rural elite is interested in maintaining the status quo, and that's it."</w:t>
+        <w:t xml:space="preserve">  That patient, who has teenage children, has a job, but it's not clear how she can keep it while getting three sessions of dialysis each week.</w:t>
         <w:br/>
-        <w:t>In fact, except for the general decay, the economic hierarchy in Jonestown is not much different from what it was during segregation. The only major business in town is the Delta Oil Mill, a farmers cooperative that produces $22 million in cottonseed oil a year. All the clerical and supervisory jobs are held by whites, and many of the laboring jobs are held by blacks. There are still blacks working in the cotton fields but none at the small Jonestown branch of the Sunburst Bank.</w:t>
+        <w:t xml:space="preserve">  Type 2 diabetes, the kind that is linked to diet and inactivity, used to be called adult-onset diabetes but now affects children as well -- and it encapsulates American ill health. It reflects the brilliance of soda companies and fast-food companies at marketing their products -- in ways that are good for corporate profits but disastrous for American health. Type 2 diabetes often strikes the poor and marginalized who live chaotic lives without insurance, seek cheap calories in food deserts and struggle to manage budgets and insulin levels. The upshot is often dialysis, amputations and disability.</w:t>
         <w:br/>
-        <w:t>What has changed most is the degree to which Jonestown exists almost solely because of social welfare programs.</w:t>
+        <w:t xml:space="preserve">  Statisticians have tried to calculate what they call ''healthy life expectancy'' in a population -- the number of years an average person in a country can live a normal life, before amputations, dialysis, blindness or other setbacks. In the United States, that is just 66.1 years, shorter than in Turkey, Sri Lanka, Peru, Thailand and other countries that are much poorer. My dad was an Armenian refugee who fled Romania and was thrilled to settle in America; now Armenia and Romania both have longer healthy life expectancy than the United States.</w:t>
         <w:br/>
-        <w:t>"If you're not old enough for Social Security, or sick enough for S.S.I., or don't have children for A.F.D.C., you're left out in the rain," said Mrs. Walker, referring to Federal relief programs. "There's nothing else here."</w:t>
+        <w:t xml:space="preserve">  One Step Forward: Expand Access to Care</w:t>
         <w:br/>
-        <w:t xml:space="preserve"> </w:t>
+        <w:t xml:space="preserve">  Here's a simple step to improve access to health care: Expand Medicaid.</w:t>
         <w:br/>
-        <w:t>Other Forces Involved</w:t>
+        <w:t xml:space="preserve">  Ten states, including Mississippi, still have not done so even though nearly all the funds would come from the federal government. Partly as a result, some hospitals are cutting back services in Mississippi and are at risk of closing.</w:t>
         <w:br/>
-        <w:t xml:space="preserve"> But many people here, black and white alike, see something more complicated than just racism at work. Small towns are withering on the vine around the country, and in the battle to attract jobs, few places have less resources to work with than impoverished, poorly educated, rural black towns like this one.</w:t>
+        <w:t xml:space="preserve">  A cartoon in Mississippi Today recently showed a patient asking a doctor, ''How long do I have, doc?'' The physician replies: ''Longer than this hospital.''</w:t>
         <w:br/>
-        <w:t>"I think race may enter into it," said State Senator Willie Simmons, who is black and who represents part of the Delta, "but race is probably not as great a factor as it is with the location and the lack of resources. These small communities don't have the resources to compete with larger communities."</w:t>
+        <w:t xml:space="preserve">  Even much poorer countries manage to provide universal health care. I visited hospitals recently in the West African nation of Sierra Leone, which mostly provides free prenatal care without any complicated bureaucracy, so 98 percent of women get some prenatal care -- which appears to be a hair higher than in Florida. Granted, Florida medicine is far more sophisticated than that in Sierra Leone, but that may not matter for those outside the health care system.</w:t>
         <w:br/>
-        <w:t>And if racism, first in the form of slavery and then of the legalized segregation of Jim Crow, is ingrained in the history here, many say that that alone is no longer what's holding the town back.</w:t>
+        <w:t xml:space="preserve">  Dr. Kim Sanford, an ob-gyn in the Mississippi Delta, told me about a 74-year-old woman who came in recently to have an IUD removed. She had had it inserted after her daughter was born 46 years ago and hadn't seen a gynecologist since.</w:t>
         <w:br/>
-        <w:t>Quincy Bryant is the last white store owner in Jonestown and as such, from a battered green recliner, presides over the last reminder of the town's more prosperous past. His business is called Q&amp;B Used Furniture, but it is really an old-time general store where Mr. Bryant spends his days selling Snickers bars and Super Soakers, nails and toothpaste, underwear and wigs, bantering amiably with his customers and doing magic tricks for the children who congregate there.</w:t>
+        <w:t xml:space="preserve">  Some 28 million Americans lack medical insurance. An even larger number of Americans -- 77 million -- lack dental coverage.</w:t>
         <w:br/>
-        <w:t xml:space="preserve"> </w:t>
+        <w:t xml:space="preserve">  Cost is often the argument against expanding access to health care. But it's hard to understand how just about every other advanced country can afford universal care and the United States can't. And consider that 94 percent of Americans with substance-use disorder do not get treatment, even though this pays for itself many times over. Our policy often seems driven less by cost considerations than by indifference, even cruelty.</w:t>
         <w:br/>
-        <w:t>White Family Leaves</w:t>
+        <w:t xml:space="preserve">  Improving access to health care can also take other forms, such as improving outreach and increasing diversity in the ranks of health workers. Researchers have found, for example, that Black patients have better outcomes with Black doctors.</w:t>
         <w:br/>
-        <w:t xml:space="preserve"> Mr. Bryant raised his six children in Jonestown, but he now lives in Clarksdale, and all his children live elsewhere. He is committed enough to the town that he has promised to buy pillows and drapes from a fledgling company Mrs. Walker is trying to get off the ground. But he said the crime and social decay in the town would dissuade almost any businessman from locating here. He said youths recently broke into his store and stole $2,800 in merchandise. Now he has installed a new alarm system for $1,000.</w:t>
+        <w:t xml:space="preserve">  Rethinking Health Behaviors</w:t>
         <w:br/>
-        <w:t>"This used to be a nice little town," he said. "Now if something isn't done about the crime, there isn't going to be a town. People have been through, looking at putting in businesses, but if you wanted to put in a 7-Eleven here, you'd have to have a night watchman on duty 24 hours a day. People look the town over and they get scared."</w:t>
+        <w:t xml:space="preserve">  Those of us on the left have mostly been fighting to increase health care coverage, and that's important. But outcomes are driven not just by access or socioeconomic status. Hispanics lack health insurance at high rates, yet have a longer life expectancy than white Americans and often a lower maternal mortality rate.</w:t>
         <w:br/>
-        <w:t>The grim straits of many of the towns evoke all the racial stereotypes of the old South. Many whites are not reluctant to take note of the towns' decline as blacks have taken control.</w:t>
+        <w:t xml:space="preserve">  Part of the explanation for this ''Hispanic paradox'' may be strong families, community support systems and healthy behaviors. Raj Chetty, a Harvard economist, has found that behaviors -- such as smoking, eating habits and exercise -- affect life expectancy even more than access to health care.</w:t>
         <w:br/>
-        <w:t>"This is a town of 200 whites and 2,400 welfare recipients," said David Favi, the owner of David's Diner in nearby Shelby. "They're not interested in working. All they care about is the welfare check."</w:t>
+        <w:t xml:space="preserve">  One crucial fix, in short, is to influence health behaviors. This is difficult but not impossible. Just since 2005, the share of American adults who smoke has dropped by almost half. And America's teenage birthrate has plummeted by an astonishing 77 percent since 1991, partly because of comprehensive sex education and increased access to long-acting contraceptives.</w:t>
         <w:br/>
-        <w:t xml:space="preserve"> </w:t>
+        <w:t xml:space="preserve">  One step that might reduce consumption of sugary snacks is a soda tax, modeled on the cigarette tax. Such taxes are regressive but seem effective at reducing consumption of harmful products.</w:t>
         <w:br/>
-        <w:t>Town's Own Problem's</w:t>
+        <w:t xml:space="preserve">  More fundamentally, though, self-harming behaviors arise from a context. The genesis for this series was a crisis in behavioral health in my hometown in rural Oregon, where more than one-quarter of the children on my old No. 6 school bus are now dead from drugs, alcohol and suicide. Looking back, the central problem was the same as in many working-class communities across the country: the loss of good union jobs followed by despair and loneliness -- and the arrival of meth and opioids.</w:t>
         <w:br/>
-        <w:t xml:space="preserve"> To many, what is happening is one more cruel twist in a long history of black deprivation in one of the poorest parts of America. But if there is something perverse in blotting out history and blaming blacks for the ills of the Delta, many blacks agree that some of the most grievous wounds are now being inflicted from within.</w:t>
+        <w:t xml:space="preserve">  It was poverty, but a poverty of purpose as well as of the wallet. It was a hopelessness that sabotaged marriages and sapped self-esteem and self-care. In talking to doctors and nurses over the years, I've been struck by how often they mentioned that men are reluctant to get preventive care or treatment. They say that when men do come in, it's often because they're nudged by their wives -- but as the institution of marriage has crumbled in working-class America, there often aren't wives to save their husbands' lives.</w:t>
         <w:br/>
-        <w:t>Donal Lee Burnett, owner of the Jonestown Service Station, a combination service station, fishing shop and barbecue joint, is one of the few black businessmen in Jonestown. He takes the existence of racism as a given. But when asked about the problems of Jonestown, he begins with the 14-year-old mothers, the 30-year-old grandmothers and the family decay he sees all around him. He knows Jonestown needs jobs, but he does not think economic opportunity alone is the answer.</w:t>
+        <w:t xml:space="preserve">  Researchers tried to calculate how many people poverty kills each year in the United States, and their estimate was 183,000 -- many times the number of homicides annually.</w:t>
         <w:br/>
-        <w:t>"People have to take responsibility for the community they live in," he said. "I don't see that here. If businesses came here and people aren't responsible enough to work, you're not going to get anywhere. You have too many people waiting for the welfare checks. If you were lying in bed, and someone kept bringing you food, so you never had to get up, what would you do? You'd probably just lie there."</w:t>
+        <w:t xml:space="preserve">  Dr. Thomas Dobbs, the dean of the school of population health at the University of Mississippi, wrestles daily with health consequences of inequality, including syphilis that is now spreading rapidly. I asked Dr. Dobbs what he would most like to do to improve health outcomes, and I assumed he would name some medical interventions.</w:t>
         <w:br/>
-        <w:t>There are glimpses of hope throughout the Delta, like the nuns from Minnesota who have opened a health clinic here, or the home-building by Habitat for Humanity here and elsewhere. To wander into the town of Ruleville and see the Ruleville Beautification Committee, including a white descendant of the town's founder and a group of blacks and whites planting periwinkles along the town's main street, is to be reminded of how much real change has occurred and how hard some people are working to keep their towns alive.</w:t>
+        <w:t xml:space="preserve">  ''Desegregate schools and fix criminal justice,'' he said. ''That's what I would do.''</w:t>
         <w:br/>
-        <w:t>But many people assume there are only two prospects for towns like this. The first is that they will wither and die. The second, perhaps even more dire, is that they will become permanent pockets of blight and despair.</w:t>
+        <w:t xml:space="preserve">  The point is that America's health dysfunction is rooted in a broader national dysfunction, including deep intergenerational poverty and despair. The medical system can efficiently amputate a foot, but an improvement in self-care of diabetes sometimes requires an injection of hope and improvements in education, job training, earnings and opportunity.</w:t>
         <w:br/>
-        <w:t>"Martin Luther King said he wanted to go to the mountaintop," 64-year-old Bertha Saxton said as she stood among a crowd of young men milling in front of a local grocery in the midday heat. "But it seems every time we get near the mountaintop, someone's always pushing us back down."</w:t>
+        <w:t xml:space="preserve">  This is important because in America our problem is not just that people die in their 70s rather than their 80s. Dr. Steven H. Woolf of the Virginia Commonwealth University School of Medicine has found that because of guns, suicides and accidental deaths, child mortality in the United States is rising rather than falling -- in a way that he doesn't believe has any precedent in the past 100 years.</w:t>
+        <w:br/>
+        <w:t xml:space="preserve">  As a result, notes John Burn-Murdoch of The Financial Times, in any class of 25 American kindergartners, one child on average will die by middle age.</w:t>
+        <w:br/>
+        <w:t xml:space="preserve">  Dr. Yasmin Cheema, a pediatrician in the town of Clarksdale in the Delta, told me of the obesity and diabetes she sees even in children. A 10-year-old boy recently fainted in her waiting room; it turned out that he was in shock with undiagnosed diabetes. Dr. Cheema called 911.</w:t>
+        <w:br/>
+        <w:t xml:space="preserve">  After telling me the story, Dr. Cheema stepped into the next room to do a physical on a 14-year-old boy. He weighed 295 pounds.</w:t>
+        <w:br/>
+        <w:t xml:space="preserve">  A Model in the Mississippi Delta</w:t>
+        <w:br/>
+        <w:t xml:space="preserve">  One model effort to reach young people and address behaviors in the Mississippi Delta is the Delta Health Alliance. It has helped build a wellness center in the town of Leland, with a gym, yoga classes and an on-site nutritionist who teaches how to cook healthy meals.</w:t>
+        <w:br/>
+        <w:t xml:space="preserve">  The Delta Health Alliance tries more broadly to address the ''social determinants of health'' that sometimes lead to obesity, smoking and poor health outcomes. This means supporting education beginning with pre-K, promoting mentoring, organizing job training and much more.</w:t>
+        <w:br/>
+        <w:t xml:space="preserve">  ''We realized we could help a lot of 50- or 60-year-old diabetics, but that's not fixing the problem, the generational poverty problem that starts when kids are born,'' said Karen Matthews, president of the Delta Health Alliance.</w:t>
+        <w:br/>
+        <w:t xml:space="preserve">  The alliance tracks metrics closely, and its approach seems to be reducing poverty and improving health outcomes. It's as essential an investment in health as CT scanners.</w:t>
+        <w:br/>
+        <w:t xml:space="preserve">  More broadly, we know how to cut child poverty, because we've done it: The United States cut it by almost half in 2021, largely with the refundable child tax credit. But Congress allowed the program to lapse, and child poverty is rising again.</w:t>
+        <w:br/>
+        <w:t xml:space="preserve">  Some may scoff that short life spans are a result of personal irresponsibility, such as eating too many sugary snacks, exercising too little or abusing alcohol. It's true that personal choices shape our health, but so do our collective choices about expanding Medicaid, extending the child tax credit, providing adequate drug treatment and educating people about health choices. If we believe in personal responsibility for others, we should accept collective responsibility for ourselves.</w:t>
+        <w:br/>
+        <w:t xml:space="preserve">  It would have been unimaginable even a decade ago that Bangladesh could overtake an American state in life expectancy. That is a reflection of our choices, personal and collective, and we can do better.</w:t>
+        <w:br/>
+        <w:t xml:space="preserve">  The Times is committed to publishing a diversity of letters to the editor. We'd like to hear what you think about this or any of our articles. Here are some tips. And here's our email: letters@nytimes.com</w:t>
+        <w:br/>
+        <w:t xml:space="preserve">  September Dawn Bottoms is an award-winning documentary photographer based in Oklahoma. Her work focuses on mental illness, family, poverty, and the intersection of the three.</w:t>
+        <w:br/>
+        <w:br/>
+        <w:t>https://www.nytimes.com/2023/08/16/opinion/health-care-life-expectancy-poverty.html</w:t>
         <w:br/>
         <w:br/>
         <w:t>Graphic</w:t>
@@ -141,11 +170,11 @@
         <w:br/>
         <w:t xml:space="preserve"> </w:t>
         <w:br/>
-        <w:t>Photos: With few jobs and an almost nonexistent tax base, Jonestown, Miss., has become one of many rural ghettos, where poor blacks are trapped in economic isolation. For families like this one, prospects are bleak (pg. 1); In Jonestown, Miss., a town with few jobs, Donal Lee Burnett is one of the more fortunate. He owns a store, but he is not hopeful. "People have to take responsibility for the community they live in," he said. "I don't see that here." Bobbie Walker, who was recently voted out as mayor, said, "We have 1,476 people, but we may have 100 who actually work." (pg. 6) (Photographs by Alan S. Weiner for The New York Times)</w:t>
+        <w:t>PHOTOS: Below: Shirlene Mays follows up with her doctor at Greenwood Leflore Hospital after having her toes amputated because of diabetes. Opposite, top: Burt Saucier, also diabetic, gets a checkup at the hospital after having all of the toes on his right foot removed</w:t>
         <w:br/>
-        <w:t xml:space="preserve"> </w:t>
+        <w:t>bottom, Sandra Stringfellow, who lost a leg from complications of the disease, tries to pull herself into bed. (PHOTOGRAPHS BY SEPTEMBER DAWN BOTTOMS FOR THE NEW YORK TIMES) (SR8</w:t>
         <w:br/>
-        <w:t>Map/Graph: "Changes in Mississippi's Rural Delta" shows black population of as percentage of total population for each town. (pg. 6)</w:t>
+        <w:t xml:space="preserve"> SR9) This article appeared in print on page SR8, SR9.</w:t>
       </w:r>
     </w:p>
     <w:sectPr>
